--- a/Arch_Guide.docx
+++ b/Arch_Guide.docx
@@ -470,7 +470,7 @@
                         <w:txbxContent>
                           <w:p>
                             <w:pPr>
-                              <w:pStyle w:val="FrameContents"/>
+                              <w:pStyle w:val="FrameContentsuser"/>
                               <w:spacing w:lineRule="auto" w:line="240" w:before="0" w:after="0"/>
                               <w:ind w:hanging="0" w:start="0" w:end="0"/>
                               <w:jc w:val="start"/>
@@ -504,7 +504,7 @@
                   <w:txbxContent>
                     <w:p>
                       <w:pPr>
-                        <w:pStyle w:val="FrameContents"/>
+                        <w:pStyle w:val="FrameContentsuser"/>
                         <w:spacing w:lineRule="auto" w:line="240" w:before="0" w:after="0"/>
                         <w:ind w:hanging="0" w:start="0" w:end="0"/>
                         <w:jc w:val="start"/>
@@ -695,7 +695,7 @@
                         <w:txbxContent>
                           <w:p>
                             <w:pPr>
-                              <w:pStyle w:val="FrameContents"/>
+                              <w:pStyle w:val="FrameContentsuser"/>
                               <w:spacing w:lineRule="auto" w:line="240" w:before="0" w:after="0"/>
                               <w:ind w:hanging="0" w:start="0" w:end="0"/>
                               <w:jc w:val="start"/>
@@ -729,7 +729,7 @@
                   <w:txbxContent>
                     <w:p>
                       <w:pPr>
-                        <w:pStyle w:val="FrameContents"/>
+                        <w:pStyle w:val="FrameContentsuser"/>
                         <w:spacing w:lineRule="auto" w:line="240" w:before="0" w:after="0"/>
                         <w:ind w:hanging="0" w:start="0" w:end="0"/>
                         <w:jc w:val="start"/>
@@ -1060,7 +1060,7 @@
                         <w:txbxContent>
                           <w:p>
                             <w:pPr>
-                              <w:pStyle w:val="FrameContents"/>
+                              <w:pStyle w:val="FrameContentsuser"/>
                               <w:spacing w:lineRule="auto" w:line="240" w:before="0" w:after="0"/>
                               <w:ind w:hanging="0" w:start="0" w:end="0"/>
                               <w:jc w:val="start"/>
@@ -1094,7 +1094,7 @@
                   <w:txbxContent>
                     <w:p>
                       <w:pPr>
-                        <w:pStyle w:val="FrameContents"/>
+                        <w:pStyle w:val="FrameContentsuser"/>
                         <w:spacing w:lineRule="auto" w:line="240" w:before="0" w:after="0"/>
                         <w:ind w:hanging="0" w:start="0" w:end="0"/>
                         <w:jc w:val="start"/>
@@ -1586,7 +1586,7 @@
                         <w:txbxContent>
                           <w:p>
                             <w:pPr>
-                              <w:pStyle w:val="FrameContents"/>
+                              <w:pStyle w:val="FrameContentsuser"/>
                               <w:spacing w:lineRule="auto" w:line="240" w:before="0" w:after="0"/>
                               <w:ind w:hanging="0" w:start="0" w:end="0"/>
                               <w:jc w:val="start"/>
@@ -1620,7 +1620,7 @@
                   <w:txbxContent>
                     <w:p>
                       <w:pPr>
-                        <w:pStyle w:val="FrameContents"/>
+                        <w:pStyle w:val="FrameContentsuser"/>
                         <w:spacing w:lineRule="auto" w:line="240" w:before="0" w:after="0"/>
                         <w:ind w:hanging="0" w:start="0" w:end="0"/>
                         <w:jc w:val="start"/>
@@ -1883,7 +1883,7 @@
                         <w:txbxContent>
                           <w:p>
                             <w:pPr>
-                              <w:pStyle w:val="FrameContents"/>
+                              <w:pStyle w:val="FrameContentsuser"/>
                               <w:spacing w:lineRule="auto" w:line="240" w:before="0" w:after="0"/>
                               <w:ind w:hanging="0" w:start="0" w:end="0"/>
                               <w:jc w:val="start"/>
@@ -1917,7 +1917,7 @@
                   <w:txbxContent>
                     <w:p>
                       <w:pPr>
-                        <w:pStyle w:val="FrameContents"/>
+                        <w:pStyle w:val="FrameContentsuser"/>
                         <w:spacing w:lineRule="auto" w:line="240" w:before="0" w:after="0"/>
                         <w:ind w:hanging="0" w:start="0" w:end="0"/>
                         <w:jc w:val="start"/>
@@ -2207,7 +2207,7 @@
                         <w:txbxContent>
                           <w:p>
                             <w:pPr>
-                              <w:pStyle w:val="FrameContents"/>
+                              <w:pStyle w:val="FrameContentsuser"/>
                               <w:spacing w:lineRule="auto" w:line="240" w:before="0" w:after="0"/>
                               <w:ind w:hanging="0" w:start="0" w:end="0"/>
                               <w:jc w:val="start"/>
@@ -2241,7 +2241,7 @@
                   <w:txbxContent>
                     <w:p>
                       <w:pPr>
-                        <w:pStyle w:val="FrameContents"/>
+                        <w:pStyle w:val="FrameContentsuser"/>
                         <w:spacing w:lineRule="auto" w:line="240" w:before="0" w:after="0"/>
                         <w:ind w:hanging="0" w:start="0" w:end="0"/>
                         <w:jc w:val="start"/>
@@ -2484,7 +2484,7 @@
                         <w:txbxContent>
                           <w:p>
                             <w:pPr>
-                              <w:pStyle w:val="FrameContents"/>
+                              <w:pStyle w:val="FrameContentsuser"/>
                               <w:spacing w:lineRule="auto" w:line="240" w:before="0" w:after="0"/>
                               <w:ind w:hanging="0" w:start="0" w:end="0"/>
                               <w:jc w:val="start"/>
@@ -2518,7 +2518,7 @@
                   <w:txbxContent>
                     <w:p>
                       <w:pPr>
-                        <w:pStyle w:val="FrameContents"/>
+                        <w:pStyle w:val="FrameContentsuser"/>
                         <w:spacing w:lineRule="auto" w:line="240" w:before="0" w:after="0"/>
                         <w:ind w:hanging="0" w:start="0" w:end="0"/>
                         <w:jc w:val="start"/>
@@ -2706,7 +2706,7 @@
                         <w:txbxContent>
                           <w:p>
                             <w:pPr>
-                              <w:pStyle w:val="FrameContents"/>
+                              <w:pStyle w:val="FrameContentsuser"/>
                               <w:spacing w:lineRule="auto" w:line="240" w:before="0" w:after="0"/>
                               <w:ind w:hanging="0" w:start="0" w:end="0"/>
                               <w:jc w:val="start"/>
@@ -2740,7 +2740,7 @@
                   <w:txbxContent>
                     <w:p>
                       <w:pPr>
-                        <w:pStyle w:val="FrameContents"/>
+                        <w:pStyle w:val="FrameContentsuser"/>
                         <w:spacing w:lineRule="auto" w:line="240" w:before="0" w:after="0"/>
                         <w:ind w:hanging="0" w:start="0" w:end="0"/>
                         <w:jc w:val="start"/>
@@ -2985,7 +2985,7 @@
                         <w:txbxContent>
                           <w:p>
                             <w:pPr>
-                              <w:pStyle w:val="FrameContents"/>
+                              <w:pStyle w:val="FrameContentsuser"/>
                               <w:spacing w:lineRule="auto" w:line="240" w:before="0" w:after="0"/>
                               <w:ind w:hanging="0" w:start="0" w:end="0"/>
                               <w:jc w:val="start"/>
@@ -3019,7 +3019,7 @@
                   <w:txbxContent>
                     <w:p>
                       <w:pPr>
-                        <w:pStyle w:val="FrameContents"/>
+                        <w:pStyle w:val="FrameContentsuser"/>
                         <w:spacing w:lineRule="auto" w:line="240" w:before="0" w:after="0"/>
                         <w:ind w:hanging="0" w:start="0" w:end="0"/>
                         <w:jc w:val="start"/>
@@ -3227,7 +3227,7 @@
                         <w:txbxContent>
                           <w:p>
                             <w:pPr>
-                              <w:pStyle w:val="FrameContents"/>
+                              <w:pStyle w:val="FrameContentsuser"/>
                               <w:spacing w:lineRule="auto" w:line="240" w:before="0" w:after="0"/>
                               <w:ind w:hanging="0" w:start="0" w:end="0"/>
                               <w:jc w:val="start"/>
@@ -3261,7 +3261,7 @@
                   <w:txbxContent>
                     <w:p>
                       <w:pPr>
-                        <w:pStyle w:val="FrameContents"/>
+                        <w:pStyle w:val="FrameContentsuser"/>
                         <w:spacing w:lineRule="auto" w:line="240" w:before="0" w:after="0"/>
                         <w:ind w:hanging="0" w:start="0" w:end="0"/>
                         <w:jc w:val="start"/>
@@ -3502,7 +3502,7 @@
                         <w:txbxContent>
                           <w:p>
                             <w:pPr>
-                              <w:pStyle w:val="FrameContents"/>
+                              <w:pStyle w:val="FrameContentsuser"/>
                               <w:spacing w:lineRule="auto" w:line="240" w:before="0" w:after="0"/>
                               <w:ind w:hanging="0" w:start="0" w:end="0"/>
                               <w:jc w:val="start"/>
@@ -3536,7 +3536,7 @@
                   <w:txbxContent>
                     <w:p>
                       <w:pPr>
-                        <w:pStyle w:val="FrameContents"/>
+                        <w:pStyle w:val="FrameContentsuser"/>
                         <w:spacing w:lineRule="auto" w:line="240" w:before="0" w:after="0"/>
                         <w:ind w:hanging="0" w:start="0" w:end="0"/>
                         <w:jc w:val="start"/>
@@ -3927,7 +3927,7 @@
                         <w:txbxContent>
                           <w:p>
                             <w:pPr>
-                              <w:pStyle w:val="FrameContents"/>
+                              <w:pStyle w:val="FrameContentsuser"/>
                               <w:spacing w:lineRule="auto" w:line="240" w:before="0" w:after="0"/>
                               <w:ind w:hanging="0" w:start="0" w:end="0"/>
                               <w:jc w:val="start"/>
@@ -3961,7 +3961,7 @@
                   <w:txbxContent>
                     <w:p>
                       <w:pPr>
-                        <w:pStyle w:val="FrameContents"/>
+                        <w:pStyle w:val="FrameContentsuser"/>
                         <w:spacing w:lineRule="auto" w:line="240" w:before="0" w:after="0"/>
                         <w:ind w:hanging="0" w:start="0" w:end="0"/>
                         <w:jc w:val="start"/>
@@ -4152,7 +4152,7 @@
                         <w:txbxContent>
                           <w:p>
                             <w:pPr>
-                              <w:pStyle w:val="FrameContents"/>
+                              <w:pStyle w:val="FrameContentsuser"/>
                               <w:spacing w:lineRule="auto" w:line="240" w:before="0" w:after="0"/>
                               <w:ind w:hanging="0" w:start="0" w:end="0"/>
                               <w:jc w:val="start"/>
@@ -4186,7 +4186,7 @@
                   <w:txbxContent>
                     <w:p>
                       <w:pPr>
-                        <w:pStyle w:val="FrameContents"/>
+                        <w:pStyle w:val="FrameContentsuser"/>
                         <w:spacing w:lineRule="auto" w:line="240" w:before="0" w:after="0"/>
                         <w:ind w:hanging="0" w:start="0" w:end="0"/>
                         <w:jc w:val="start"/>
@@ -4377,7 +4377,7 @@
                         <w:txbxContent>
                           <w:p>
                             <w:pPr>
-                              <w:pStyle w:val="FrameContents"/>
+                              <w:pStyle w:val="FrameContentsuser"/>
                               <w:spacing w:lineRule="auto" w:line="240" w:before="0" w:after="0"/>
                               <w:ind w:hanging="0" w:start="0" w:end="0"/>
                               <w:jc w:val="start"/>
@@ -4411,7 +4411,7 @@
                   <w:txbxContent>
                     <w:p>
                       <w:pPr>
-                        <w:pStyle w:val="FrameContents"/>
+                        <w:pStyle w:val="FrameContentsuser"/>
                         <w:spacing w:lineRule="auto" w:line="240" w:before="0" w:after="0"/>
                         <w:ind w:hanging="0" w:start="0" w:end="0"/>
                         <w:jc w:val="start"/>
@@ -4746,7 +4746,7 @@
                         <w:txbxContent>
                           <w:p>
                             <w:pPr>
-                              <w:pStyle w:val="FrameContents"/>
+                              <w:pStyle w:val="FrameContentsuser"/>
                               <w:spacing w:lineRule="auto" w:line="240" w:before="0" w:after="0"/>
                               <w:ind w:hanging="0" w:start="0" w:end="0"/>
                               <w:jc w:val="start"/>
@@ -4780,7 +4780,7 @@
                   <w:txbxContent>
                     <w:p>
                       <w:pPr>
-                        <w:pStyle w:val="FrameContents"/>
+                        <w:pStyle w:val="FrameContentsuser"/>
                         <w:spacing w:lineRule="auto" w:line="240" w:before="0" w:after="0"/>
                         <w:ind w:hanging="0" w:start="0" w:end="0"/>
                         <w:jc w:val="start"/>
@@ -4971,7 +4971,7 @@
                         <w:txbxContent>
                           <w:p>
                             <w:pPr>
-                              <w:pStyle w:val="FrameContents"/>
+                              <w:pStyle w:val="FrameContentsuser"/>
                               <w:spacing w:lineRule="auto" w:line="240" w:before="0" w:after="0"/>
                               <w:ind w:hanging="0" w:start="0" w:end="0"/>
                               <w:jc w:val="start"/>
@@ -5005,7 +5005,7 @@
                   <w:txbxContent>
                     <w:p>
                       <w:pPr>
-                        <w:pStyle w:val="FrameContents"/>
+                        <w:pStyle w:val="FrameContentsuser"/>
                         <w:spacing w:lineRule="auto" w:line="240" w:before="0" w:after="0"/>
                         <w:ind w:hanging="0" w:start="0" w:end="0"/>
                         <w:jc w:val="start"/>
@@ -5293,7 +5293,7 @@
                         <w:txbxContent>
                           <w:p>
                             <w:pPr>
-                              <w:pStyle w:val="FrameContents"/>
+                              <w:pStyle w:val="FrameContentsuser"/>
                               <w:spacing w:lineRule="auto" w:line="240" w:before="0" w:after="0"/>
                               <w:ind w:hanging="0" w:start="0" w:end="0"/>
                               <w:jc w:val="start"/>
@@ -5327,7 +5327,7 @@
                   <w:txbxContent>
                     <w:p>
                       <w:pPr>
-                        <w:pStyle w:val="FrameContents"/>
+                        <w:pStyle w:val="FrameContentsuser"/>
                         <w:spacing w:lineRule="auto" w:line="240" w:before="0" w:after="0"/>
                         <w:ind w:hanging="0" w:start="0" w:end="0"/>
                         <w:jc w:val="start"/>
@@ -5771,7 +5771,7 @@
                         <w:txbxContent>
                           <w:p>
                             <w:pPr>
-                              <w:pStyle w:val="FrameContents"/>
+                              <w:pStyle w:val="FrameContentsuser"/>
                               <w:spacing w:lineRule="auto" w:line="240" w:before="0" w:after="0"/>
                               <w:ind w:hanging="0" w:start="0" w:end="0"/>
                               <w:jc w:val="start"/>
@@ -5805,7 +5805,7 @@
                   <w:txbxContent>
                     <w:p>
                       <w:pPr>
-                        <w:pStyle w:val="FrameContents"/>
+                        <w:pStyle w:val="FrameContentsuser"/>
                         <w:spacing w:lineRule="auto" w:line="240" w:before="0" w:after="0"/>
                         <w:ind w:hanging="0" w:start="0" w:end="0"/>
                         <w:jc w:val="start"/>
@@ -5947,7 +5947,7 @@
           <w:shd w:fill="auto" w:val="clear"/>
           <w:vertAlign w:val="baseline"/>
         </w:rPr>
-        <w:t>K</w:t>
+        <w:t>A</w:t>
       </w:r>
       <w:r>
         <w:rPr>
@@ -5967,7 +5967,7 @@
           <w:shd w:fill="auto" w:val="clear"/>
           <w:vertAlign w:val="baseline"/>
         </w:rPr>
-        <w:t>D</w:t>
+        <w:t>r</w:t>
       </w:r>
       <w:r>
         <w:rPr>
@@ -5987,7 +5987,7 @@
           <w:shd w:fill="auto" w:val="clear"/>
           <w:vertAlign w:val="baseline"/>
         </w:rPr>
-        <w:t>E</w:t>
+        <w:t>c</w:t>
       </w:r>
       <w:r>
         <w:rPr>
@@ -6007,6 +6007,166 @@
           <w:shd w:fill="auto" w:val="clear"/>
           <w:vertAlign w:val="baseline"/>
         </w:rPr>
+        <w:t>h</w:t>
+      </w:r>
+      <w:r>
+        <w:rPr>
+          <w:rFonts w:eastAsia="Aptos" w:cs="Aptos"/>
+          <w:b w:val="false"/>
+          <w:i w:val="false"/>
+          <w:caps w:val="false"/>
+          <w:smallCaps w:val="false"/>
+          <w:strike w:val="false"/>
+          <w:dstrike w:val="false"/>
+          <w:color w:val="000000"/>
+          <w:position w:val="0"/>
+          <w:sz w:val="24"/>
+          <w:sz w:val="24"/>
+          <w:szCs w:val="24"/>
+          <w:u w:val="none"/>
+          <w:shd w:fill="auto" w:val="clear"/>
+          <w:vertAlign w:val="baseline"/>
+        </w:rPr>
+        <w:t>I</w:t>
+      </w:r>
+      <w:r>
+        <w:rPr>
+          <w:rFonts w:eastAsia="Aptos" w:cs="Aptos"/>
+          <w:b w:val="false"/>
+          <w:i w:val="false"/>
+          <w:caps w:val="false"/>
+          <w:smallCaps w:val="false"/>
+          <w:strike w:val="false"/>
+          <w:dstrike w:val="false"/>
+          <w:color w:val="000000"/>
+          <w:position w:val="0"/>
+          <w:sz w:val="24"/>
+          <w:sz w:val="24"/>
+          <w:szCs w:val="24"/>
+          <w:u w:val="none"/>
+          <w:shd w:fill="auto" w:val="clear"/>
+          <w:vertAlign w:val="baseline"/>
+        </w:rPr>
+        <w:t>n</w:t>
+      </w:r>
+      <w:r>
+        <w:rPr>
+          <w:rFonts w:eastAsia="Aptos" w:cs="Aptos"/>
+          <w:b w:val="false"/>
+          <w:i w:val="false"/>
+          <w:caps w:val="false"/>
+          <w:smallCaps w:val="false"/>
+          <w:strike w:val="false"/>
+          <w:dstrike w:val="false"/>
+          <w:color w:val="000000"/>
+          <w:position w:val="0"/>
+          <w:sz w:val="24"/>
+          <w:sz w:val="24"/>
+          <w:szCs w:val="24"/>
+          <w:u w:val="none"/>
+          <w:shd w:fill="auto" w:val="clear"/>
+          <w:vertAlign w:val="baseline"/>
+        </w:rPr>
+        <w:t>s</w:t>
+      </w:r>
+      <w:r>
+        <w:rPr>
+          <w:rFonts w:eastAsia="Aptos" w:cs="Aptos"/>
+          <w:b w:val="false"/>
+          <w:i w:val="false"/>
+          <w:caps w:val="false"/>
+          <w:smallCaps w:val="false"/>
+          <w:strike w:val="false"/>
+          <w:dstrike w:val="false"/>
+          <w:color w:val="000000"/>
+          <w:position w:val="0"/>
+          <w:sz w:val="24"/>
+          <w:sz w:val="24"/>
+          <w:szCs w:val="24"/>
+          <w:u w:val="none"/>
+          <w:shd w:fill="auto" w:val="clear"/>
+          <w:vertAlign w:val="baseline"/>
+        </w:rPr>
+        <w:t>t</w:t>
+      </w:r>
+      <w:r>
+        <w:rPr>
+          <w:rFonts w:eastAsia="Aptos" w:cs="Aptos"/>
+          <w:b w:val="false"/>
+          <w:i w:val="false"/>
+          <w:caps w:val="false"/>
+          <w:smallCaps w:val="false"/>
+          <w:strike w:val="false"/>
+          <w:dstrike w:val="false"/>
+          <w:color w:val="000000"/>
+          <w:position w:val="0"/>
+          <w:sz w:val="24"/>
+          <w:sz w:val="24"/>
+          <w:szCs w:val="24"/>
+          <w:u w:val="none"/>
+          <w:shd w:fill="auto" w:val="clear"/>
+          <w:vertAlign w:val="baseline"/>
+        </w:rPr>
+        <w:t>a</w:t>
+      </w:r>
+      <w:r>
+        <w:rPr>
+          <w:rFonts w:eastAsia="Aptos" w:cs="Aptos"/>
+          <w:b w:val="false"/>
+          <w:i w:val="false"/>
+          <w:caps w:val="false"/>
+          <w:smallCaps w:val="false"/>
+          <w:strike w:val="false"/>
+          <w:dstrike w:val="false"/>
+          <w:color w:val="000000"/>
+          <w:position w:val="0"/>
+          <w:sz w:val="24"/>
+          <w:sz w:val="24"/>
+          <w:szCs w:val="24"/>
+          <w:u w:val="none"/>
+          <w:shd w:fill="auto" w:val="clear"/>
+          <w:vertAlign w:val="baseline"/>
+        </w:rPr>
+        <w:t>l</w:t>
+      </w:r>
+      <w:r>
+        <w:rPr>
+          <w:rFonts w:eastAsia="Aptos" w:cs="Aptos"/>
+          <w:b w:val="false"/>
+          <w:i w:val="false"/>
+          <w:caps w:val="false"/>
+          <w:smallCaps w:val="false"/>
+          <w:strike w:val="false"/>
+          <w:dstrike w:val="false"/>
+          <w:color w:val="000000"/>
+          <w:position w:val="0"/>
+          <w:sz w:val="24"/>
+          <w:sz w:val="24"/>
+          <w:szCs w:val="24"/>
+          <w:u w:val="none"/>
+          <w:shd w:fill="auto" w:val="clear"/>
+          <w:vertAlign w:val="baseline"/>
+        </w:rPr>
+        <w:t>l</w:t>
+      </w:r>
+      <w:r>
+        <w:rPr>
+          <w:rFonts w:eastAsia="Aptos" w:cs="Aptos"/>
+          <w:b w:val="false"/>
+          <w:i w:val="false"/>
+          <w:caps w:val="false"/>
+          <w:smallCaps w:val="false"/>
+          <w:strike w:val="false"/>
+          <w:dstrike w:val="false"/>
+          <w:color w:val="000000"/>
+          <w:position w:val="0"/>
+          <w:sz w:val="24"/>
+          <w:sz w:val="24"/>
+          <w:szCs w:val="24"/>
+          <w:u w:val="none"/>
+          <w:shd w:fill="auto" w:val="clear"/>
+          <w:vertAlign w:val="baseline"/>
+        </w:rPr>
         <w:t>.git</w:t>
       </w:r>
     </w:p>
@@ -6058,67 +6218,7 @@
           <w:shd w:fill="auto" w:val="clear"/>
           <w:vertAlign w:val="baseline"/>
         </w:rPr>
-        <w:t xml:space="preserve">cd </w:t>
-      </w:r>
-      <w:r>
-        <w:rPr>
-          <w:rFonts w:eastAsia="Aptos" w:cs="Aptos"/>
-          <w:b w:val="false"/>
-          <w:i w:val="false"/>
-          <w:caps w:val="false"/>
-          <w:smallCaps w:val="false"/>
-          <w:strike w:val="false"/>
-          <w:dstrike w:val="false"/>
-          <w:color w:val="000000"/>
-          <w:position w:val="0"/>
-          <w:sz w:val="24"/>
-          <w:sz w:val="24"/>
-          <w:szCs w:val="24"/>
-          <w:u w:val="none"/>
-          <w:shd w:fill="auto" w:val="clear"/>
-          <w:vertAlign w:val="baseline"/>
-        </w:rPr>
-        <w:t>K</w:t>
-      </w:r>
-      <w:r>
-        <w:rPr>
-          <w:rFonts w:eastAsia="Aptos" w:cs="Aptos"/>
-          <w:b w:val="false"/>
-          <w:i w:val="false"/>
-          <w:caps w:val="false"/>
-          <w:smallCaps w:val="false"/>
-          <w:strike w:val="false"/>
-          <w:dstrike w:val="false"/>
-          <w:color w:val="000000"/>
-          <w:position w:val="0"/>
-          <w:sz w:val="24"/>
-          <w:sz w:val="24"/>
-          <w:szCs w:val="24"/>
-          <w:u w:val="none"/>
-          <w:shd w:fill="auto" w:val="clear"/>
-          <w:vertAlign w:val="baseline"/>
-        </w:rPr>
-        <w:t>D</w:t>
-      </w:r>
-      <w:r>
-        <w:rPr>
-          <w:rFonts w:eastAsia="Aptos" w:cs="Aptos"/>
-          <w:b w:val="false"/>
-          <w:i w:val="false"/>
-          <w:caps w:val="false"/>
-          <w:smallCaps w:val="false"/>
-          <w:strike w:val="false"/>
-          <w:dstrike w:val="false"/>
-          <w:color w:val="000000"/>
-          <w:position w:val="0"/>
-          <w:sz w:val="24"/>
-          <w:sz w:val="24"/>
-          <w:szCs w:val="24"/>
-          <w:u w:val="none"/>
-          <w:shd w:fill="auto" w:val="clear"/>
-          <w:vertAlign w:val="baseline"/>
-        </w:rPr>
-        <w:t>E</w:t>
+        <w:t>cd KDE</w:t>
       </w:r>
     </w:p>
     <w:p>
@@ -6328,7 +6428,7 @@
                         <w:txbxContent>
                           <w:p>
                             <w:pPr>
-                              <w:pStyle w:val="FrameContents"/>
+                              <w:pStyle w:val="FrameContentsuser"/>
                               <w:spacing w:lineRule="auto" w:line="240" w:before="0" w:after="0"/>
                               <w:ind w:hanging="0" w:start="0" w:end="0"/>
                               <w:jc w:val="start"/>
@@ -6362,7 +6462,7 @@
                   <w:txbxContent>
                     <w:p>
                       <w:pPr>
-                        <w:pStyle w:val="FrameContents"/>
+                        <w:pStyle w:val="FrameContentsuser"/>
                         <w:spacing w:lineRule="auto" w:line="240" w:before="0" w:after="0"/>
                         <w:ind w:hanging="0" w:start="0" w:end="0"/>
                         <w:jc w:val="start"/>
@@ -6606,7 +6706,7 @@
                         <w:txbxContent>
                           <w:p>
                             <w:pPr>
-                              <w:pStyle w:val="FrameContents"/>
+                              <w:pStyle w:val="FrameContentsuser"/>
                               <w:spacing w:lineRule="auto" w:line="240" w:before="0" w:after="0"/>
                               <w:ind w:hanging="0" w:start="0" w:end="0"/>
                               <w:jc w:val="start"/>
@@ -6640,7 +6740,7 @@
                   <w:txbxContent>
                     <w:p>
                       <w:pPr>
-                        <w:pStyle w:val="FrameContents"/>
+                        <w:pStyle w:val="FrameContentsuser"/>
                         <w:spacing w:lineRule="auto" w:line="240" w:before="0" w:after="0"/>
                         <w:ind w:hanging="0" w:start="0" w:end="0"/>
                         <w:jc w:val="start"/>
@@ -6884,7 +6984,7 @@
                         <w:txbxContent>
                           <w:p>
                             <w:pPr>
-                              <w:pStyle w:val="FrameContents"/>
+                              <w:pStyle w:val="FrameContentsuser"/>
                               <w:spacing w:lineRule="auto" w:line="240" w:before="0" w:after="0"/>
                               <w:ind w:hanging="0" w:start="0" w:end="0"/>
                               <w:jc w:val="start"/>
@@ -6918,7 +7018,7 @@
                   <w:txbxContent>
                     <w:p>
                       <w:pPr>
-                        <w:pStyle w:val="FrameContents"/>
+                        <w:pStyle w:val="FrameContentsuser"/>
                         <w:spacing w:lineRule="auto" w:line="240" w:before="0" w:after="0"/>
                         <w:ind w:hanging="0" w:start="0" w:end="0"/>
                         <w:jc w:val="start"/>
@@ -7368,7 +7468,7 @@
                         <w:txbxContent>
                           <w:p>
                             <w:pPr>
-                              <w:pStyle w:val="FrameContents"/>
+                              <w:pStyle w:val="FrameContentsuser"/>
                               <w:spacing w:lineRule="auto" w:line="240" w:before="0" w:after="0"/>
                               <w:ind w:hanging="0" w:start="0" w:end="0"/>
                               <w:jc w:val="start"/>
@@ -7402,7 +7502,7 @@
                   <w:txbxContent>
                     <w:p>
                       <w:pPr>
-                        <w:pStyle w:val="FrameContents"/>
+                        <w:pStyle w:val="FrameContentsuser"/>
                         <w:spacing w:lineRule="auto" w:line="240" w:before="0" w:after="0"/>
                         <w:ind w:hanging="0" w:start="0" w:end="0"/>
                         <w:jc w:val="start"/>
@@ -7748,7 +7848,7 @@
                         <w:txbxContent>
                           <w:p>
                             <w:pPr>
-                              <w:pStyle w:val="FrameContents"/>
+                              <w:pStyle w:val="FrameContentsuser"/>
                               <w:spacing w:lineRule="auto" w:line="240" w:before="0" w:after="0"/>
                               <w:ind w:hanging="0" w:start="0" w:end="0"/>
                               <w:jc w:val="start"/>
@@ -7782,7 +7882,7 @@
                   <w:txbxContent>
                     <w:p>
                       <w:pPr>
-                        <w:pStyle w:val="FrameContents"/>
+                        <w:pStyle w:val="FrameContentsuser"/>
                         <w:spacing w:lineRule="auto" w:line="240" w:before="0" w:after="0"/>
                         <w:ind w:hanging="0" w:start="0" w:end="0"/>
                         <w:jc w:val="start"/>
@@ -7975,7 +8075,7 @@
                         <w:txbxContent>
                           <w:p>
                             <w:pPr>
-                              <w:pStyle w:val="FrameContents"/>
+                              <w:pStyle w:val="FrameContentsuser"/>
                               <w:spacing w:lineRule="auto" w:line="240" w:before="0" w:after="0"/>
                               <w:ind w:hanging="0" w:start="0" w:end="0"/>
                               <w:jc w:val="start"/>
@@ -8009,7 +8109,7 @@
                   <w:txbxContent>
                     <w:p>
                       <w:pPr>
-                        <w:pStyle w:val="FrameContents"/>
+                        <w:pStyle w:val="FrameContentsuser"/>
                         <w:spacing w:lineRule="auto" w:line="240" w:before="0" w:after="0"/>
                         <w:ind w:hanging="0" w:start="0" w:end="0"/>
                         <w:jc w:val="start"/>
@@ -8457,7 +8557,7 @@
                         <w:txbxContent>
                           <w:p>
                             <w:pPr>
-                              <w:pStyle w:val="FrameContents"/>
+                              <w:pStyle w:val="FrameContentsuser"/>
                               <w:spacing w:lineRule="auto" w:line="240" w:before="0" w:after="0"/>
                               <w:ind w:hanging="0" w:start="0" w:end="0"/>
                               <w:jc w:val="start"/>
@@ -8491,7 +8591,7 @@
                   <w:txbxContent>
                     <w:p>
                       <w:pPr>
-                        <w:pStyle w:val="FrameContents"/>
+                        <w:pStyle w:val="FrameContentsuser"/>
                         <w:spacing w:lineRule="auto" w:line="240" w:before="0" w:after="0"/>
                         <w:ind w:hanging="0" w:start="0" w:end="0"/>
                         <w:jc w:val="start"/>
@@ -8684,7 +8784,7 @@
                         <w:txbxContent>
                           <w:p>
                             <w:pPr>
-                              <w:pStyle w:val="FrameContents"/>
+                              <w:pStyle w:val="FrameContentsuser"/>
                               <w:spacing w:lineRule="auto" w:line="240" w:before="0" w:after="0"/>
                               <w:ind w:hanging="0" w:start="0" w:end="0"/>
                               <w:jc w:val="start"/>
@@ -8718,7 +8818,7 @@
                   <w:txbxContent>
                     <w:p>
                       <w:pPr>
-                        <w:pStyle w:val="FrameContents"/>
+                        <w:pStyle w:val="FrameContentsuser"/>
                         <w:spacing w:lineRule="auto" w:line="240" w:before="0" w:after="0"/>
                         <w:ind w:hanging="0" w:start="0" w:end="0"/>
                         <w:jc w:val="start"/>
@@ -9421,7 +9521,7 @@
                         <w:txbxContent>
                           <w:p>
                             <w:pPr>
-                              <w:pStyle w:val="FrameContents"/>
+                              <w:pStyle w:val="FrameContentsuser"/>
                               <w:spacing w:lineRule="auto" w:line="240" w:before="0" w:after="0"/>
                               <w:ind w:hanging="0" w:start="0" w:end="0"/>
                               <w:jc w:val="start"/>
@@ -9455,7 +9555,7 @@
                   <w:txbxContent>
                     <w:p>
                       <w:pPr>
-                        <w:pStyle w:val="FrameContents"/>
+                        <w:pStyle w:val="FrameContentsuser"/>
                         <w:spacing w:lineRule="auto" w:line="240" w:before="0" w:after="0"/>
                         <w:ind w:hanging="0" w:start="0" w:end="0"/>
                         <w:jc w:val="start"/>
@@ -9648,7 +9748,7 @@
                         <w:txbxContent>
                           <w:p>
                             <w:pPr>
-                              <w:pStyle w:val="FrameContents"/>
+                              <w:pStyle w:val="FrameContentsuser"/>
                               <w:spacing w:lineRule="auto" w:line="240" w:before="0" w:after="0"/>
                               <w:ind w:hanging="0" w:start="0" w:end="0"/>
                               <w:jc w:val="start"/>
@@ -9682,7 +9782,7 @@
                   <w:txbxContent>
                     <w:p>
                       <w:pPr>
-                        <w:pStyle w:val="FrameContents"/>
+                        <w:pStyle w:val="FrameContentsuser"/>
                         <w:spacing w:lineRule="auto" w:line="240" w:before="0" w:after="0"/>
                         <w:ind w:hanging="0" w:start="0" w:end="0"/>
                         <w:jc w:val="start"/>
@@ -9875,7 +9975,7 @@
                         <w:txbxContent>
                           <w:p>
                             <w:pPr>
-                              <w:pStyle w:val="FrameContents"/>
+                              <w:pStyle w:val="FrameContentsuser"/>
                               <w:spacing w:lineRule="auto" w:line="240" w:before="0" w:after="0"/>
                               <w:ind w:hanging="0" w:start="0" w:end="0"/>
                               <w:jc w:val="start"/>
@@ -9909,7 +10009,7 @@
                   <w:txbxContent>
                     <w:p>
                       <w:pPr>
-                        <w:pStyle w:val="FrameContents"/>
+                        <w:pStyle w:val="FrameContentsuser"/>
                         <w:spacing w:lineRule="auto" w:line="240" w:before="0" w:after="0"/>
                         <w:ind w:hanging="0" w:start="0" w:end="0"/>
                         <w:jc w:val="start"/>
@@ -10102,7 +10202,7 @@
                         <w:txbxContent>
                           <w:p>
                             <w:pPr>
-                              <w:pStyle w:val="FrameContents"/>
+                              <w:pStyle w:val="FrameContentsuser"/>
                               <w:spacing w:lineRule="auto" w:line="240" w:before="0" w:after="0"/>
                               <w:ind w:hanging="0" w:start="0" w:end="0"/>
                               <w:jc w:val="start"/>
@@ -10136,7 +10236,7 @@
                   <w:txbxContent>
                     <w:p>
                       <w:pPr>
-                        <w:pStyle w:val="FrameContents"/>
+                        <w:pStyle w:val="FrameContentsuser"/>
                         <w:spacing w:lineRule="auto" w:line="240" w:before="0" w:after="0"/>
                         <w:ind w:hanging="0" w:start="0" w:end="0"/>
                         <w:jc w:val="start"/>
@@ -10329,7 +10429,7 @@
                         <w:txbxContent>
                           <w:p>
                             <w:pPr>
-                              <w:pStyle w:val="FrameContents"/>
+                              <w:pStyle w:val="FrameContentsuser"/>
                               <w:spacing w:lineRule="auto" w:line="240" w:before="0" w:after="0"/>
                               <w:ind w:hanging="0" w:start="0" w:end="0"/>
                               <w:jc w:val="start"/>
@@ -10363,7 +10463,7 @@
                   <w:txbxContent>
                     <w:p>
                       <w:pPr>
-                        <w:pStyle w:val="FrameContents"/>
+                        <w:pStyle w:val="FrameContentsuser"/>
                         <w:spacing w:lineRule="auto" w:line="240" w:before="0" w:after="0"/>
                         <w:ind w:hanging="0" w:start="0" w:end="0"/>
                         <w:jc w:val="start"/>
@@ -10556,7 +10656,7 @@
                         <w:txbxContent>
                           <w:p>
                             <w:pPr>
-                              <w:pStyle w:val="FrameContents"/>
+                              <w:pStyle w:val="FrameContentsuser"/>
                               <w:spacing w:lineRule="auto" w:line="240" w:before="0" w:after="0"/>
                               <w:ind w:hanging="0" w:start="0" w:end="0"/>
                               <w:jc w:val="start"/>
@@ -10590,7 +10690,7 @@
                   <w:txbxContent>
                     <w:p>
                       <w:pPr>
-                        <w:pStyle w:val="FrameContents"/>
+                        <w:pStyle w:val="FrameContentsuser"/>
                         <w:spacing w:lineRule="auto" w:line="240" w:before="0" w:after="0"/>
                         <w:ind w:hanging="0" w:start="0" w:end="0"/>
                         <w:jc w:val="start"/>
@@ -10783,7 +10883,7 @@
                         <w:txbxContent>
                           <w:p>
                             <w:pPr>
-                              <w:pStyle w:val="FrameContents"/>
+                              <w:pStyle w:val="FrameContentsuser"/>
                               <w:spacing w:lineRule="auto" w:line="240" w:before="0" w:after="0"/>
                               <w:ind w:hanging="0" w:start="0" w:end="0"/>
                               <w:jc w:val="start"/>
@@ -10817,7 +10917,7 @@
                   <w:txbxContent>
                     <w:p>
                       <w:pPr>
-                        <w:pStyle w:val="FrameContents"/>
+                        <w:pStyle w:val="FrameContentsuser"/>
                         <w:spacing w:lineRule="auto" w:line="240" w:before="0" w:after="0"/>
                         <w:ind w:hanging="0" w:start="0" w:end="0"/>
                         <w:jc w:val="start"/>
@@ -11818,15 +11918,15 @@
       <w:color w:themeColor="accent1" w:themeShade="bf" w:val="0F4761"/>
     </w:rPr>
   </w:style>
-  <w:style w:type="paragraph" w:styleId="FrameContentsuser" w:customStyle="1">
-    <w:name w:val="Frame Contents (user)"/>
+  <w:style w:type="paragraph" w:styleId="FrameContents" w:customStyle="1">
+    <w:name w:val="Frame Contents"/>
     <w:basedOn w:val="normal11"/>
     <w:qFormat/>
     <w:pPr/>
     <w:rPr/>
   </w:style>
-  <w:style w:type="paragraph" w:styleId="FrameContents">
-    <w:name w:val="Frame Contents"/>
+  <w:style w:type="paragraph" w:styleId="FrameContentsuser">
+    <w:name w:val="Frame Contents (user)"/>
     <w:basedOn w:val="Normal"/>
     <w:qFormat/>
     <w:pPr/>

--- a/Arch_Guide.docx
+++ b/Arch_Guide.docx
@@ -470,7 +470,7 @@
                         <w:txbxContent>
                           <w:p>
                             <w:pPr>
-                              <w:pStyle w:val="FrameContents"/>
+                              <w:pStyle w:val="FrameContentsuser"/>
                               <w:spacing w:lineRule="auto" w:line="240" w:before="0" w:after="0"/>
                               <w:ind w:hanging="0" w:start="0" w:end="0"/>
                               <w:jc w:val="start"/>
@@ -504,7 +504,7 @@
                   <w:txbxContent>
                     <w:p>
                       <w:pPr>
-                        <w:pStyle w:val="FrameContents"/>
+                        <w:pStyle w:val="FrameContentsuser"/>
                         <w:spacing w:lineRule="auto" w:line="240" w:before="0" w:after="0"/>
                         <w:ind w:hanging="0" w:start="0" w:end="0"/>
                         <w:jc w:val="start"/>
@@ -624,7 +624,45 @@
           <w:shd w:fill="auto" w:val="clear"/>
           <w:vertAlign w:val="baseline"/>
         </w:rPr>
-        <w:t>pacman -S archinstall</w:t>
+        <w:t>pacman -S</w:t>
+      </w:r>
+      <w:r>
+        <w:rPr>
+          <w:b w:val="false"/>
+          <w:i w:val="false"/>
+          <w:caps w:val="false"/>
+          <w:smallCaps w:val="false"/>
+          <w:strike w:val="false"/>
+          <w:dstrike w:val="false"/>
+          <w:color w:val="000000"/>
+          <w:position w:val="0"/>
+          <w:sz w:val="24"/>
+          <w:sz w:val="24"/>
+          <w:szCs w:val="24"/>
+          <w:u w:val="none"/>
+          <w:shd w:fill="auto" w:val="clear"/>
+          <w:vertAlign w:val="baseline"/>
+        </w:rPr>
+        <w:t>y</w:t>
+      </w:r>
+      <w:r>
+        <w:rPr>
+          <w:b w:val="false"/>
+          <w:i w:val="false"/>
+          <w:caps w:val="false"/>
+          <w:smallCaps w:val="false"/>
+          <w:strike w:val="false"/>
+          <w:dstrike w:val="false"/>
+          <w:color w:val="000000"/>
+          <w:position w:val="0"/>
+          <w:sz w:val="24"/>
+          <w:sz w:val="24"/>
+          <w:szCs w:val="24"/>
+          <w:u w:val="none"/>
+          <w:shd w:fill="auto" w:val="clear"/>
+          <w:vertAlign w:val="baseline"/>
+        </w:rPr>
+        <w:t xml:space="preserve"> archinstall</w:t>
       </w:r>
     </w:p>
     <w:p>
@@ -695,7 +733,7 @@
                         <w:txbxContent>
                           <w:p>
                             <w:pPr>
-                              <w:pStyle w:val="FrameContents"/>
+                              <w:pStyle w:val="FrameContentsuser"/>
                               <w:spacing w:lineRule="auto" w:line="240" w:before="0" w:after="0"/>
                               <w:ind w:hanging="0" w:start="0" w:end="0"/>
                               <w:jc w:val="start"/>
@@ -729,7 +767,7 @@
                   <w:txbxContent>
                     <w:p>
                       <w:pPr>
-                        <w:pStyle w:val="FrameContents"/>
+                        <w:pStyle w:val="FrameContentsuser"/>
                         <w:spacing w:lineRule="auto" w:line="240" w:before="0" w:after="0"/>
                         <w:ind w:hanging="0" w:start="0" w:end="0"/>
                         <w:jc w:val="start"/>
@@ -919,7 +957,7 @@
                         <w:txbxContent>
                           <w:p>
                             <w:pPr>
-                              <w:pStyle w:val="FrameContents"/>
+                              <w:pStyle w:val="FrameContentsuser"/>
                               <w:spacing w:lineRule="auto" w:line="240" w:before="0" w:after="0"/>
                               <w:ind w:hanging="0" w:start="0" w:end="0"/>
                               <w:jc w:val="start"/>
@@ -953,7 +991,7 @@
                   <w:txbxContent>
                     <w:p>
                       <w:pPr>
-                        <w:pStyle w:val="FrameContents"/>
+                        <w:pStyle w:val="FrameContentsuser"/>
                         <w:spacing w:lineRule="auto" w:line="240" w:before="0" w:after="0"/>
                         <w:ind w:hanging="0" w:start="0" w:end="0"/>
                         <w:jc w:val="start"/>
@@ -1707,7 +1745,7 @@
                         <w:txbxContent>
                           <w:p>
                             <w:pPr>
-                              <w:pStyle w:val="FrameContents"/>
+                              <w:pStyle w:val="FrameContentsuser"/>
                               <w:spacing w:lineRule="auto" w:line="240" w:before="0" w:after="0"/>
                               <w:ind w:hanging="0" w:start="0" w:end="0"/>
                               <w:jc w:val="start"/>
@@ -1741,7 +1779,7 @@
                   <w:txbxContent>
                     <w:p>
                       <w:pPr>
-                        <w:pStyle w:val="FrameContents"/>
+                        <w:pStyle w:val="FrameContentsuser"/>
                         <w:spacing w:lineRule="auto" w:line="240" w:before="0" w:after="0"/>
                         <w:ind w:hanging="0" w:start="0" w:end="0"/>
                         <w:jc w:val="start"/>
@@ -2124,7 +2162,7 @@
                         <w:txbxContent>
                           <w:p>
                             <w:pPr>
-                              <w:pStyle w:val="FrameContents"/>
+                              <w:pStyle w:val="FrameContentsuser"/>
                               <w:spacing w:lineRule="auto" w:line="240" w:before="0" w:after="0"/>
                               <w:ind w:hanging="0" w:start="0" w:end="0"/>
                               <w:jc w:val="start"/>
@@ -2158,7 +2196,7 @@
                   <w:txbxContent>
                     <w:p>
                       <w:pPr>
-                        <w:pStyle w:val="FrameContents"/>
+                        <w:pStyle w:val="FrameContentsuser"/>
                         <w:spacing w:lineRule="auto" w:line="240" w:before="0" w:after="0"/>
                         <w:ind w:hanging="0" w:start="0" w:end="0"/>
                         <w:jc w:val="start"/>
@@ -2439,7 +2477,7 @@
                         <w:txbxContent>
                           <w:p>
                             <w:pPr>
-                              <w:pStyle w:val="FrameContents"/>
+                              <w:pStyle w:val="FrameContentsuser"/>
                               <w:spacing w:lineRule="auto" w:line="240" w:before="0" w:after="0"/>
                               <w:ind w:hanging="0" w:start="0" w:end="0"/>
                               <w:jc w:val="start"/>
@@ -2473,7 +2511,7 @@
                   <w:txbxContent>
                     <w:p>
                       <w:pPr>
-                        <w:pStyle w:val="FrameContents"/>
+                        <w:pStyle w:val="FrameContentsuser"/>
                         <w:spacing w:lineRule="auto" w:line="240" w:before="0" w:after="0"/>
                         <w:ind w:hanging="0" w:start="0" w:end="0"/>
                         <w:jc w:val="start"/>
@@ -2666,7 +2704,7 @@
                         <w:txbxContent>
                           <w:p>
                             <w:pPr>
-                              <w:pStyle w:val="FrameContents"/>
+                              <w:pStyle w:val="FrameContentsuser"/>
                               <w:spacing w:lineRule="auto" w:line="240" w:before="0" w:after="0"/>
                               <w:ind w:hanging="0" w:start="0" w:end="0"/>
                               <w:jc w:val="start"/>
@@ -2700,7 +2738,7 @@
                   <w:txbxContent>
                     <w:p>
                       <w:pPr>
-                        <w:pStyle w:val="FrameContents"/>
+                        <w:pStyle w:val="FrameContentsuser"/>
                         <w:spacing w:lineRule="auto" w:line="240" w:before="0" w:after="0"/>
                         <w:ind w:hanging="0" w:start="0" w:end="0"/>
                         <w:jc w:val="start"/>
@@ -3148,7 +3186,7 @@
                         <w:txbxContent>
                           <w:p>
                             <w:pPr>
-                              <w:pStyle w:val="FrameContents"/>
+                              <w:pStyle w:val="FrameContentsuser"/>
                               <w:spacing w:lineRule="auto" w:line="240" w:before="0" w:after="0"/>
                               <w:ind w:hanging="0" w:start="0" w:end="0"/>
                               <w:jc w:val="start"/>
@@ -3182,7 +3220,7 @@
                   <w:txbxContent>
                     <w:p>
                       <w:pPr>
-                        <w:pStyle w:val="FrameContents"/>
+                        <w:pStyle w:val="FrameContentsuser"/>
                         <w:spacing w:lineRule="auto" w:line="240" w:before="0" w:after="0"/>
                         <w:ind w:hanging="0" w:start="0" w:end="0"/>
                         <w:jc w:val="start"/>
@@ -3375,7 +3413,7 @@
                         <w:txbxContent>
                           <w:p>
                             <w:pPr>
-                              <w:pStyle w:val="FrameContents"/>
+                              <w:pStyle w:val="FrameContentsuser"/>
                               <w:spacing w:lineRule="auto" w:line="240" w:before="0" w:after="0"/>
                               <w:ind w:hanging="0" w:start="0" w:end="0"/>
                               <w:jc w:val="start"/>
@@ -3409,7 +3447,7 @@
                   <w:txbxContent>
                     <w:p>
                       <w:pPr>
-                        <w:pStyle w:val="FrameContents"/>
+                        <w:pStyle w:val="FrameContentsuser"/>
                         <w:spacing w:lineRule="auto" w:line="240" w:before="0" w:after="0"/>
                         <w:ind w:hanging="0" w:start="0" w:end="0"/>
                         <w:jc w:val="start"/>
@@ -4010,7 +4048,7 @@
                         <w:txbxContent>
                           <w:p>
                             <w:pPr>
-                              <w:pStyle w:val="FrameContents"/>
+                              <w:pStyle w:val="FrameContentsuser"/>
                               <w:spacing w:lineRule="auto" w:line="240" w:before="0" w:after="0"/>
                               <w:ind w:hanging="0" w:start="0" w:end="0"/>
                               <w:jc w:val="start"/>
@@ -4044,7 +4082,7 @@
                   <w:txbxContent>
                     <w:p>
                       <w:pPr>
-                        <w:pStyle w:val="FrameContents"/>
+                        <w:pStyle w:val="FrameContentsuser"/>
                         <w:spacing w:lineRule="auto" w:line="240" w:before="0" w:after="0"/>
                         <w:ind w:hanging="0" w:start="0" w:end="0"/>
                         <w:jc w:val="start"/>
@@ -4237,7 +4275,7 @@
                         <w:txbxContent>
                           <w:p>
                             <w:pPr>
-                              <w:pStyle w:val="FrameContents"/>
+                              <w:pStyle w:val="FrameContentsuser"/>
                               <w:spacing w:lineRule="auto" w:line="240" w:before="0" w:after="0"/>
                               <w:ind w:hanging="0" w:start="0" w:end="0"/>
                               <w:jc w:val="start"/>
@@ -4271,7 +4309,7 @@
                   <w:txbxContent>
                     <w:p>
                       <w:pPr>
-                        <w:pStyle w:val="FrameContents"/>
+                        <w:pStyle w:val="FrameContentsuser"/>
                         <w:spacing w:lineRule="auto" w:line="240" w:before="0" w:after="0"/>
                         <w:ind w:hanging="0" w:start="0" w:end="0"/>
                         <w:jc w:val="start"/>
@@ -4464,7 +4502,7 @@
                         <w:txbxContent>
                           <w:p>
                             <w:pPr>
-                              <w:pStyle w:val="FrameContents"/>
+                              <w:pStyle w:val="FrameContentsuser"/>
                               <w:spacing w:lineRule="auto" w:line="240" w:before="0" w:after="0"/>
                               <w:ind w:hanging="0" w:start="0" w:end="0"/>
                               <w:jc w:val="start"/>
@@ -4498,7 +4536,7 @@
                   <w:txbxContent>
                     <w:p>
                       <w:pPr>
-                        <w:pStyle w:val="FrameContents"/>
+                        <w:pStyle w:val="FrameContentsuser"/>
                         <w:spacing w:lineRule="auto" w:line="240" w:before="0" w:after="0"/>
                         <w:ind w:hanging="0" w:start="0" w:end="0"/>
                         <w:jc w:val="start"/>
@@ -4691,7 +4729,7 @@
                         <w:txbxContent>
                           <w:p>
                             <w:pPr>
-                              <w:pStyle w:val="FrameContents"/>
+                              <w:pStyle w:val="FrameContentsuser"/>
                               <w:spacing w:lineRule="auto" w:line="240" w:before="0" w:after="0"/>
                               <w:ind w:hanging="0" w:start="0" w:end="0"/>
                               <w:jc w:val="start"/>
@@ -4725,7 +4763,7 @@
                   <w:txbxContent>
                     <w:p>
                       <w:pPr>
-                        <w:pStyle w:val="FrameContents"/>
+                        <w:pStyle w:val="FrameContentsuser"/>
                         <w:spacing w:lineRule="auto" w:line="240" w:before="0" w:after="0"/>
                         <w:ind w:hanging="0" w:start="0" w:end="0"/>
                         <w:jc w:val="start"/>
@@ -4918,7 +4956,7 @@
                         <w:txbxContent>
                           <w:p>
                             <w:pPr>
-                              <w:pStyle w:val="FrameContents"/>
+                              <w:pStyle w:val="FrameContentsuser"/>
                               <w:spacing w:lineRule="auto" w:line="240" w:before="0" w:after="0"/>
                               <w:ind w:hanging="0" w:start="0" w:end="0"/>
                               <w:jc w:val="start"/>
@@ -4952,7 +4990,7 @@
                   <w:txbxContent>
                     <w:p>
                       <w:pPr>
-                        <w:pStyle w:val="FrameContents"/>
+                        <w:pStyle w:val="FrameContentsuser"/>
                         <w:spacing w:lineRule="auto" w:line="240" w:before="0" w:after="0"/>
                         <w:ind w:hanging="0" w:start="0" w:end="0"/>
                         <w:jc w:val="start"/>
@@ -5145,7 +5183,7 @@
                         <w:txbxContent>
                           <w:p>
                             <w:pPr>
-                              <w:pStyle w:val="FrameContents"/>
+                              <w:pStyle w:val="FrameContentsuser"/>
                               <w:spacing w:lineRule="auto" w:line="240" w:before="0" w:after="0"/>
                               <w:ind w:hanging="0" w:start="0" w:end="0"/>
                               <w:jc w:val="start"/>
@@ -5179,7 +5217,7 @@
                   <w:txbxContent>
                     <w:p>
                       <w:pPr>
-                        <w:pStyle w:val="FrameContents"/>
+                        <w:pStyle w:val="FrameContentsuser"/>
                         <w:spacing w:lineRule="auto" w:line="240" w:before="0" w:after="0"/>
                         <w:ind w:hanging="0" w:start="0" w:end="0"/>
                         <w:jc w:val="start"/>
@@ -5372,7 +5410,7 @@
                         <w:txbxContent>
                           <w:p>
                             <w:pPr>
-                              <w:pStyle w:val="FrameContents"/>
+                              <w:pStyle w:val="FrameContentsuser"/>
                               <w:spacing w:lineRule="auto" w:line="240" w:before="0" w:after="0"/>
                               <w:ind w:hanging="0" w:start="0" w:end="0"/>
                               <w:jc w:val="start"/>
@@ -5406,7 +5444,7 @@
                   <w:txbxContent>
                     <w:p>
                       <w:pPr>
-                        <w:pStyle w:val="FrameContents"/>
+                        <w:pStyle w:val="FrameContentsuser"/>
                         <w:spacing w:lineRule="auto" w:line="240" w:before="0" w:after="0"/>
                         <w:ind w:hanging="0" w:start="0" w:end="0"/>
                         <w:jc w:val="start"/>
@@ -6407,15 +6445,15 @@
       <w:color w:themeColor="accent1" w:themeShade="bf" w:val="0F4761"/>
     </w:rPr>
   </w:style>
-  <w:style w:type="paragraph" w:styleId="FrameContentsuser" w:customStyle="1">
-    <w:name w:val="Frame Contents (user)"/>
+  <w:style w:type="paragraph" w:styleId="FrameContents" w:customStyle="1">
+    <w:name w:val="Frame Contents"/>
     <w:basedOn w:val="normal11"/>
     <w:qFormat/>
     <w:pPr/>
     <w:rPr/>
   </w:style>
-  <w:style w:type="paragraph" w:styleId="FrameContents">
-    <w:name w:val="Frame Contents"/>
+  <w:style w:type="paragraph" w:styleId="FrameContentsuser">
+    <w:name w:val="Frame Contents (user)"/>
     <w:basedOn w:val="Normal"/>
     <w:qFormat/>
     <w:pPr/>
